--- a/03_Outputs/final scripts/es/Module 8/8.2.0-es.docx
+++ b/03_Outputs/final scripts/es/Module 8/8.2.0-es.docx
@@ -14,7 +14,7 @@
     </w:p>
     <w:p>
       <w:r>
-        <w:t xml:space="preserve">Los mecanismos de política y mercado están en el centro. Herramientas bien diseñadas — como la fijación de precios del carbono, el comercio de emisiones y los incentivos específicos — ayudan a superar barreras, atraer capital privado y estimular la innovación a lo largo del ciclo de vida de la tecnología. Un equilibrio estratégico entre medidas de “impulso tecnológico”, como subsidios o créditos fiscales, y medidas de “impulso de mercado”, como estándares y adquisiciones, garantiza el progreso mientras se adapta al contexto de cada país.  </w:t>
+        <w:t xml:space="preserve">Los mecanismos políticos y de mercado están en el centro. Herramientas bien diseñadas — como la fijación de precios del carbono, el comercio de emisiones y los incentivos específicos — ayudan a superar barreras, atraer capital privado y estimular la innovación a lo largo del ciclo de vida de la tecnología. Un equilibrio estratégico entre medidas de “impulso tecnológico”, como subsidios o créditos fiscales, y medidas de “impulso de mercado”, como estándares y compras públicas, garantiza el progreso mientras se adapta al contexto de cada país.  </w:t>
       </w:r>
     </w:p>
     <w:p>
@@ -29,7 +29,7 @@
     </w:p>
     <w:p>
       <w:r>
-        <w:t xml:space="preserve">Finalmente, la inclusión es esencial. Los enfoques que integran perspectivas de género, socioeconómicas y locales aseguran que las transiciones beneficien a los más vulnerables. Estudios de caso en Esuatini muestran cómo las políticas co-diseñadas y equitativas pueden generar resultados más sostenibles y justos.  </w:t>
+        <w:t xml:space="preserve">Finalmente, la inclusión es esencial. Los enfoques que integran perspectivas de género, socioeconómicas y locales aseguran que las transiciones beneficien a los más vulnerables. Los estudios de caso de Esuatini muestran cómo las políticas co-diseñadas y equitativas pueden generar resultados más sostenibles y justos.  </w:t>
       </w:r>
     </w:p>
     <w:p>
